--- a/exported_docs_examples/outfile_w32.docx
+++ b/exported_docs_examples/outfile_w32.docx
@@ -109,7 +109,7 @@
           <w:r>
             <w:fldChar w:fldCharType="separate"/>
           </w:r>
-          <w:hyperlink w:anchor="_Toc220417905" w:history="1">
+          <w:hyperlink w:anchor="_Toc231916944" w:history="1">
             <w:r>
               <w:rPr>
                 <w:rStyle w:val="Hyperlink"/>
@@ -136,7 +136,7 @@
                 <w:noProof/>
                 <w:webHidden/>
               </w:rPr>
-              <w:instrText xml:space="preserve"> PAGEREF _Toc220417905 \h </w:instrText>
+              <w:instrText xml:space="preserve"> PAGEREF _Toc231916944 \h </w:instrText>
             </w:r>
             <w:r>
               <w:rPr>
@@ -177,7 +177,7 @@
               <w:noProof/>
             </w:rPr>
           </w:pPr>
-          <w:hyperlink w:anchor="_Toc220417906" w:history="1">
+          <w:hyperlink w:anchor="_Toc231916945" w:history="1">
             <w:r>
               <w:rPr>
                 <w:rStyle w:val="Hyperlink"/>
@@ -204,7 +204,7 @@
                 <w:noProof/>
                 <w:webHidden/>
               </w:rPr>
-              <w:instrText xml:space="preserve"> PAGEREF _Toc220417906 \h </w:instrText>
+              <w:instrText xml:space="preserve"> PAGEREF _Toc231916945 \h </w:instrText>
             </w:r>
             <w:r>
               <w:rPr>
@@ -245,7 +245,7 @@
               <w:noProof/>
             </w:rPr>
           </w:pPr>
-          <w:hyperlink w:anchor="_Toc220417907" w:history="1">
+          <w:hyperlink w:anchor="_Toc231916946" w:history="1">
             <w:r>
               <w:rPr>
                 <w:rStyle w:val="Hyperlink"/>
@@ -272,7 +272,7 @@
                 <w:noProof/>
                 <w:webHidden/>
               </w:rPr>
-              <w:instrText xml:space="preserve"> PAGEREF _Toc220417907 \h </w:instrText>
+              <w:instrText xml:space="preserve"> PAGEREF _Toc231916946 \h </w:instrText>
             </w:r>
             <w:r>
               <w:rPr>
@@ -313,7 +313,7 @@
               <w:noProof/>
             </w:rPr>
           </w:pPr>
-          <w:hyperlink w:anchor="_Toc220417908" w:history="1">
+          <w:hyperlink w:anchor="_Toc231916947" w:history="1">
             <w:r>
               <w:rPr>
                 <w:rStyle w:val="Hyperlink"/>
@@ -340,7 +340,7 @@
                 <w:noProof/>
                 <w:webHidden/>
               </w:rPr>
-              <w:instrText xml:space="preserve"> PAGEREF _Toc220417908 \h </w:instrText>
+              <w:instrText xml:space="preserve"> PAGEREF _Toc231916947 \h </w:instrText>
             </w:r>
             <w:r>
               <w:rPr>
@@ -392,7 +392,7 @@
       <w:pPr>
         <w:pStyle w:val="Heading1"/>
       </w:pPr>
-      <w:bookmarkStart w:id="0" w:name="_Toc220417905"/>
+      <w:bookmarkStart w:id="0" w:name="_Toc231916944"/>
       <w:r>
         <w:t>Document Body:</w:t>
       </w:r>
@@ -411,7 +411,7 @@
         <w:pStyle w:val="Heading2"/>
       </w:pPr>
       <w:bookmarkStart w:id="1" w:name="some-example-text"/>
-      <w:bookmarkStart w:id="2" w:name="_Toc220417906"/>
+      <w:bookmarkStart w:id="2" w:name="_Toc231916945"/>
       <w:r>
         <w:t>Some Example Text</w:t>
       </w:r>
@@ -467,7 +467,7 @@
         <w:pStyle w:val="Heading3"/>
       </w:pPr>
       <w:bookmarkStart w:id="3" w:name="the-bedding-was-hardly-able-to-cover-it."/>
-      <w:bookmarkStart w:id="4" w:name="_Toc220417907"/>
+      <w:bookmarkStart w:id="4" w:name="_Toc231916946"/>
       <w:r>
         <w:t>The bedding was hardly able to cover it.</w:t>
       </w:r>
@@ -570,7 +570,7 @@
         <w:pStyle w:val="Heading2"/>
       </w:pPr>
       <w:bookmarkStart w:id="6" w:name="formatting-and-images"/>
-      <w:bookmarkStart w:id="7" w:name="_Toc220417908"/>
+      <w:bookmarkStart w:id="7" w:name="_Toc231916947"/>
       <w:r>
         <w:t>Formatting and Images</w:t>
       </w:r>
@@ -873,7 +873,7 @@
           <w:noProof/>
         </w:rPr>
         <w:drawing>
-          <wp:inline distT="0" distB="0" distL="0" distR="0" wp14:anchorId="0815A4B4" wp14:editId="415C3720">
+          <wp:inline distT="0" distB="0" distL="0" distR="0" wp14:anchorId="3A8F3396" wp14:editId="22BAD74A">
             <wp:extent cx="889000" cy="254000"/>
             <wp:effectExtent l="0" t="0" r="0" b="0"/>
             <wp:docPr id="1" name="Picture"/>
@@ -1007,9 +1007,9 @@
     </w:lvl>
   </w:abstractNum>
   <w:abstractNum w:abstractNumId="1" w15:restartNumberingAfterBreak="0">
-    <w:nsid w:val="05755718"/>
+    <w:nsid w:val="0585FD2C"/>
     <w:multiLevelType w:val="multilevel"/>
-    <w:tmpl w:val="0C4054CA"/>
+    <w:tmpl w:val="84540F8C"/>
     <w:lvl w:ilvl="0">
       <w:numFmt w:val="bullet"/>
       <w:lvlText w:val=""/>
@@ -2435,7 +2435,7 @@
     <w:autoRedefine/>
     <w:uiPriority w:val="39"/>
     <w:unhideWhenUsed/>
-    <w:rsid w:val="004B7024"/>
+    <w:rsid w:val="00B4161F"/>
     <w:pPr>
       <w:spacing w:after="100"/>
     </w:pPr>
@@ -2447,7 +2447,7 @@
     <w:autoRedefine/>
     <w:uiPriority w:val="39"/>
     <w:unhideWhenUsed/>
-    <w:rsid w:val="004B7024"/>
+    <w:rsid w:val="00B4161F"/>
     <w:pPr>
       <w:spacing w:after="100"/>
       <w:ind w:left="240"/>
@@ -2460,7 +2460,7 @@
     <w:autoRedefine/>
     <w:uiPriority w:val="39"/>
     <w:unhideWhenUsed/>
-    <w:rsid w:val="004B7024"/>
+    <w:rsid w:val="00B4161F"/>
     <w:pPr>
       <w:spacing w:after="100"/>
       <w:ind w:left="480"/>

--- a/exported_docs_examples/outfile_w32.docx
+++ b/exported_docs_examples/outfile_w32.docx
@@ -109,7 +109,7 @@
           <w:r>
             <w:fldChar w:fldCharType="separate"/>
           </w:r>
-          <w:hyperlink w:anchor="_Toc231916944" w:history="1">
+          <w:hyperlink w:anchor="_Toc231999728" w:history="1">
             <w:r>
               <w:rPr>
                 <w:rStyle w:val="Hyperlink"/>
@@ -136,7 +136,7 @@
                 <w:noProof/>
                 <w:webHidden/>
               </w:rPr>
-              <w:instrText xml:space="preserve"> PAGEREF _Toc231916944 \h </w:instrText>
+              <w:instrText xml:space="preserve"> PAGEREF _Toc231999728 \h </w:instrText>
             </w:r>
             <w:r>
               <w:rPr>
@@ -177,7 +177,7 @@
               <w:noProof/>
             </w:rPr>
           </w:pPr>
-          <w:hyperlink w:anchor="_Toc231916945" w:history="1">
+          <w:hyperlink w:anchor="_Toc231999729" w:history="1">
             <w:r>
               <w:rPr>
                 <w:rStyle w:val="Hyperlink"/>
@@ -204,7 +204,7 @@
                 <w:noProof/>
                 <w:webHidden/>
               </w:rPr>
-              <w:instrText xml:space="preserve"> PAGEREF _Toc231916945 \h </w:instrText>
+              <w:instrText xml:space="preserve"> PAGEREF _Toc231999729 \h </w:instrText>
             </w:r>
             <w:r>
               <w:rPr>
@@ -245,7 +245,7 @@
               <w:noProof/>
             </w:rPr>
           </w:pPr>
-          <w:hyperlink w:anchor="_Toc231916946" w:history="1">
+          <w:hyperlink w:anchor="_Toc231999730" w:history="1">
             <w:r>
               <w:rPr>
                 <w:rStyle w:val="Hyperlink"/>
@@ -272,7 +272,7 @@
                 <w:noProof/>
                 <w:webHidden/>
               </w:rPr>
-              <w:instrText xml:space="preserve"> PAGEREF _Toc231916946 \h </w:instrText>
+              <w:instrText xml:space="preserve"> PAGEREF _Toc231999730 \h </w:instrText>
             </w:r>
             <w:r>
               <w:rPr>
@@ -313,7 +313,7 @@
               <w:noProof/>
             </w:rPr>
           </w:pPr>
-          <w:hyperlink w:anchor="_Toc231916947" w:history="1">
+          <w:hyperlink w:anchor="_Toc231999731" w:history="1">
             <w:r>
               <w:rPr>
                 <w:rStyle w:val="Hyperlink"/>
@@ -340,7 +340,7 @@
                 <w:noProof/>
                 <w:webHidden/>
               </w:rPr>
-              <w:instrText xml:space="preserve"> PAGEREF _Toc231916947 \h </w:instrText>
+              <w:instrText xml:space="preserve"> PAGEREF _Toc231999731 \h </w:instrText>
             </w:r>
             <w:r>
               <w:rPr>
@@ -392,7 +392,7 @@
       <w:pPr>
         <w:pStyle w:val="Heading1"/>
       </w:pPr>
-      <w:bookmarkStart w:id="0" w:name="_Toc231916944"/>
+      <w:bookmarkStart w:id="0" w:name="_Toc231999728"/>
       <w:r>
         <w:t>Document Body:</w:t>
       </w:r>
@@ -411,7 +411,7 @@
         <w:pStyle w:val="Heading2"/>
       </w:pPr>
       <w:bookmarkStart w:id="1" w:name="some-example-text"/>
-      <w:bookmarkStart w:id="2" w:name="_Toc231916945"/>
+      <w:bookmarkStart w:id="2" w:name="_Toc231999729"/>
       <w:r>
         <w:t>Some Example Text</w:t>
       </w:r>
@@ -467,7 +467,7 @@
         <w:pStyle w:val="Heading3"/>
       </w:pPr>
       <w:bookmarkStart w:id="3" w:name="the-bedding-was-hardly-able-to-cover-it."/>
-      <w:bookmarkStart w:id="4" w:name="_Toc231916946"/>
+      <w:bookmarkStart w:id="4" w:name="_Toc231999730"/>
       <w:r>
         <w:t>The bedding was hardly able to cover it.</w:t>
       </w:r>
@@ -570,7 +570,7 @@
         <w:pStyle w:val="Heading2"/>
       </w:pPr>
       <w:bookmarkStart w:id="6" w:name="formatting-and-images"/>
-      <w:bookmarkStart w:id="7" w:name="_Toc231916947"/>
+      <w:bookmarkStart w:id="7" w:name="_Toc231999731"/>
       <w:r>
         <w:t>Formatting and Images</w:t>
       </w:r>
@@ -630,15 +630,6 @@
           <w:rStyle w:val="VerbatimChar"/>
         </w:rPr>
         <w:t>}</w:t>
-      </w:r>
-      <w:r>
-        <w:br/>
-      </w:r>
-      <w:r>
-        <w:rPr>
-          <w:rStyle w:val="VerbatimChar"/>
-        </w:rPr>
-        <w:t xml:space="preserve">        </w:t>
       </w:r>
     </w:p>
     <w:p>
@@ -658,7 +649,7 @@
         <w:pStyle w:val="BodyText"/>
       </w:pPr>
       <w:r>
-        <w:t>this is how to embed a table:</w:t>
+        <w:t>This is how to embed a table:</w:t>
       </w:r>
     </w:p>
     <w:tbl>
@@ -873,7 +864,7 @@
           <w:noProof/>
         </w:rPr>
         <w:drawing>
-          <wp:inline distT="0" distB="0" distL="0" distR="0" wp14:anchorId="3A8F3396" wp14:editId="22BAD74A">
+          <wp:inline distT="0" distB="0" distL="0" distR="0" wp14:anchorId="5F0591BF" wp14:editId="73B53B47">
             <wp:extent cx="889000" cy="254000"/>
             <wp:effectExtent l="0" t="0" r="0" b="0"/>
             <wp:docPr id="1" name="Picture"/>
@@ -915,6 +906,21 @@
         </w:drawing>
       </w:r>
     </w:p>
+    <w:p>
+      <w:pPr>
+        <w:pStyle w:val="BodyText"/>
+      </w:pPr>
+      <w:r>
+        <w:rPr>
+          <w:b/>
+          <w:bCs/>
+        </w:rPr>
+        <w:t>Figure 1:</w:t>
+      </w:r>
+      <w:r>
+        <w:t xml:space="preserve"> This is an example image.</w:t>
+      </w:r>
+    </w:p>
     <w:sectPr>
       <w:footnotePr>
         <w:numRestart w:val="eachSect"/>
@@ -1007,9 +1013,9 @@
     </w:lvl>
   </w:abstractNum>
   <w:abstractNum w:abstractNumId="1" w15:restartNumberingAfterBreak="0">
-    <w:nsid w:val="0585FD2C"/>
+    <w:nsid w:val="02DB3872"/>
     <w:multiLevelType w:val="multilevel"/>
-    <w:tmpl w:val="84540F8C"/>
+    <w:tmpl w:val="EE782C5E"/>
     <w:lvl w:ilvl="0">
       <w:numFmt w:val="bullet"/>
       <w:lvlText w:val=""/>
@@ -2435,7 +2441,7 @@
     <w:autoRedefine/>
     <w:uiPriority w:val="39"/>
     <w:unhideWhenUsed/>
-    <w:rsid w:val="00B4161F"/>
+    <w:rsid w:val="00033B67"/>
     <w:pPr>
       <w:spacing w:after="100"/>
     </w:pPr>
@@ -2447,7 +2453,7 @@
     <w:autoRedefine/>
     <w:uiPriority w:val="39"/>
     <w:unhideWhenUsed/>
-    <w:rsid w:val="00B4161F"/>
+    <w:rsid w:val="00033B67"/>
     <w:pPr>
       <w:spacing w:after="100"/>
       <w:ind w:left="240"/>
@@ -2460,7 +2466,7 @@
     <w:autoRedefine/>
     <w:uiPriority w:val="39"/>
     <w:unhideWhenUsed/>
-    <w:rsid w:val="00B4161F"/>
+    <w:rsid w:val="00033B67"/>
     <w:pPr>
       <w:spacing w:after="100"/>
       <w:ind w:left="480"/>
